--- a/16_Кондратов_Відгук_оф_опонента_Гнатушенко.docx
+++ b/16_Кондратов_Відгук_оф_опонента_Гнатушенко.docx
@@ -4,6 +4,7 @@
   <w:body>
     <w:p>
       <w:pPr>
+        <w:spacing w:after="0" w:before="0" w:line="240" w:lineRule="auto"/>
         <w:jc w:val="center"/>
       </w:pPr>
       <w:r>
@@ -15,6 +16,7 @@
     </w:p>
     <w:p>
       <w:pPr>
+        <w:spacing w:after="0" w:before="0" w:line="240" w:lineRule="auto"/>
         <w:jc w:val="center"/>
       </w:pPr>
       <w:r>
@@ -23,6 +25,7 @@
     </w:p>
     <w:p>
       <w:pPr>
+        <w:spacing w:after="0" w:before="0" w:line="240" w:lineRule="auto"/>
         <w:jc w:val="center"/>
       </w:pPr>
       <w:r>
@@ -37,6 +40,7 @@
     </w:p>
     <w:p>
       <w:pPr>
+        <w:spacing w:after="0" w:before="0" w:line="240" w:lineRule="auto"/>
         <w:jc w:val="center"/>
       </w:pPr>
       <w:r>
@@ -45,6 +49,7 @@
     </w:p>
     <w:p>
       <w:pPr>
+        <w:spacing w:after="0" w:before="0" w:line="240" w:lineRule="auto"/>
         <w:jc w:val="center"/>
       </w:pPr>
       <w:r>
@@ -53,15 +58,16 @@
     </w:p>
     <w:p>
       <w:pPr>
+        <w:spacing w:after="0" w:before="0" w:line="240" w:lineRule="auto"/>
         <w:jc w:val="center"/>
       </w:pPr>
       <w:r>
         <w:t>Національного технічного університету «Дніпровська політехніка»</w:t>
       </w:r>
     </w:p>
-    <w:p/>
-    <w:p>
-      <w:pPr>
+    <w:p>
+      <w:pPr>
+        <w:spacing w:after="0" w:before="0" w:line="240" w:lineRule="auto"/>
         <w:jc w:val="center"/>
       </w:pPr>
       <w:r>
@@ -70,6 +76,7 @@
     </w:p>
     <w:p>
       <w:pPr>
+        <w:spacing w:after="0" w:before="0" w:line="240" w:lineRule="auto"/>
         <w:jc w:val="center"/>
       </w:pPr>
       <w:r>
@@ -81,6 +88,7 @@
     </w:p>
     <w:p>
       <w:pPr>
+        <w:spacing w:after="0" w:before="0" w:line="240" w:lineRule="auto"/>
         <w:jc w:val="center"/>
       </w:pPr>
       <w:r>
@@ -95,6 +103,7 @@
     </w:p>
     <w:p>
       <w:pPr>
+        <w:spacing w:after="0" w:before="0" w:line="240" w:lineRule="auto"/>
         <w:jc w:val="center"/>
       </w:pPr>
       <w:r>
@@ -103,6 +112,7 @@
     </w:p>
     <w:p>
       <w:pPr>
+        <w:spacing w:after="0" w:before="0" w:line="240" w:lineRule="auto"/>
         <w:jc w:val="center"/>
       </w:pPr>
       <w:r>
@@ -117,6 +127,7 @@
     </w:p>
     <w:p>
       <w:pPr>
+        <w:spacing w:after="0" w:before="0" w:line="240" w:lineRule="auto"/>
         <w:jc w:val="center"/>
       </w:pPr>
       <w:r>
@@ -129,8 +140,11 @@
         <w:t>122 – Комп’ютерні науки</w:t>
       </w:r>
     </w:p>
-    <w:p/>
-    <w:p>
+    <w:p>
+      <w:pPr>
+        <w:spacing w:after="0" w:before="0" w:line="240" w:lineRule="auto"/>
+        <w:jc w:val="center"/>
+      </w:pPr>
       <w:r>
         <w:rPr>
           <w:b/>
@@ -138,36 +152,58 @@
         <w:t>Актуальність теми</w:t>
       </w:r>
     </w:p>
-    <w:p/>
-    <w:p>
-      <w:r>
-        <w:t>Задачі дистанційної ідентифікації параметрів динамічних об’єктів відіграють важливу роль у сучасних інформаційних технологіях, пов’язаних із віддаленим моніторингом, автономною навігацією, робототехнікою, цифровим відеоспостереженням, а також у суміжних галузях, де необхідно автоматично визначати характеристики рухомих об’єктів за відеоданими або сенсорною інформацією. Для таких систем особливого значення набуває здатність працювати в умовах неповноти даних, шумів, зміни освітлення та часткових оклюзій.</w:t>
-      </w:r>
-    </w:p>
-    <w:p>
-      <w:r>
-        <w:t>За цих умов тема дисертаційного дослідження Кондратова О. М., присвячена розробленню моделей, методів та інформаційної технології дистанційної ідентифікації параметрів динамічних об’єктів на основі трансформерних моделей, оптичного потоку, нейромережевого оцінювання глибини та ансамблевої корекції, є безперечно актуальною.</w:t>
-      </w:r>
-    </w:p>
-    <w:p/>
-    <w:p>
-      <w:r>
-        <w:t>Актуальність роботи підтверджується її виконанням у межах наукових досліджень НТУ «ХПІ», а саме:</w:t>
-      </w:r>
-    </w:p>
-    <w:p/>
-    <w:p>
+    <w:p>
+      <w:pPr>
+        <w:spacing w:after="0" w:before="0" w:line="240" w:lineRule="auto"/>
+        <w:jc w:val="both"/>
+      </w:pPr>
+      <w:r>
+        <w:t>Задачі дистанційної ідентифікації параметрів динамічних об’єктів мають особливе значення для прикладних систем, де обробка виконується за даними відеоспостереження або віддаленого сенсорного контролю. Йдеться насамперед про безпілотні та робототехнічні платформи, транспортні системи, промисловий моніторинг, інтелектуальні охоронні комплекси й наукові системи спостереження. Для таких систем принципово важливими є здатність працювати за неповних даних, стійкість до шумів і оклюзій, а також можливість адаптації під різні сценарії спостереження.</w:t>
+      </w:r>
+    </w:p>
+    <w:p>
+      <w:pPr>
+        <w:spacing w:after="0" w:before="0" w:line="240" w:lineRule="auto"/>
+        <w:jc w:val="both"/>
+      </w:pPr>
+      <w:r>
+        <w:t>У цьому контексті дисертаційна робота Кондратова О. М. є актуальною, оскільки автор розглядає задачу не як набір розрізнених алгоритмів, а як інформаційну технологію, придатну до конфігурування під прикладні умови. Позитивним є те, що в роботі приділено увагу не тільки виявленню об’єкта, а й оцінюванню руху, реконструкції глибини, інтеграції просторово-часових ознак та оцінюванню якості результатів.</w:t>
+      </w:r>
+    </w:p>
+    <w:p>
+      <w:pPr>
+        <w:spacing w:after="0" w:before="0" w:line="240" w:lineRule="auto"/>
+        <w:jc w:val="both"/>
+      </w:pPr>
+      <w:r>
+        <w:t>Актуальність роботи підтверджується її зв’язком з науковими темами НТУ «ХПІ»:</w:t>
+      </w:r>
+    </w:p>
+    <w:p>
+      <w:pPr>
+        <w:spacing w:after="0" w:before="0" w:line="240" w:lineRule="auto"/>
+        <w:ind w:left="0" w:firstLine="0"/>
+        <w:jc w:val="left"/>
+      </w:pPr>
       <w:r>
         <w:t>1. «Розробка математичних моделей та програмних додатків для управління складними системами з використанням штучного інтелекту» (ДР № 124U001390);</w:t>
       </w:r>
     </w:p>
     <w:p>
+      <w:pPr>
+        <w:spacing w:after="0" w:before="0" w:line="240" w:lineRule="auto"/>
+        <w:ind w:left="0" w:firstLine="0"/>
+        <w:jc w:val="left"/>
+      </w:pPr>
       <w:r>
         <w:t>2. «Розробка математичних моделей для оптимізації процесів управління складними динамічними системами з використанням обчислювального інтелекту» (ДР № 0124U001511).</w:t>
       </w:r>
     </w:p>
-    <w:p/>
-    <w:p>
+    <w:p>
+      <w:pPr>
+        <w:spacing w:after="0" w:before="0" w:line="240" w:lineRule="auto"/>
+        <w:jc w:val="both"/>
+      </w:pPr>
       <w:r>
         <w:rPr>
           <w:b/>
@@ -175,62 +211,63 @@
         <w:t>Ступінь обґрунтованості наукових положень, висновків і рекомендацій</w:t>
       </w:r>
     </w:p>
-    <w:p/>
-    <w:p>
-      <w:r>
-        <w:t>Наукові положення, висновки та рекомендації дисертації є достатньо обґрунтованими. Робота базується на сучасному математичному і алгоритмічному апараті комп’ютерного зору, машинного навчання, трансформерних архітектур, нейромережевих моделей оцінювання руху та глибини, а також на методах ансамблевого навчання, системного аналізу й програмної інженерії.</w:t>
-      </w:r>
-    </w:p>
-    <w:p>
-      <w:r>
-        <w:t>Здобувачем чітко визначено мету, об’єкт, предмет і задачі дослідження, а їх реалізація простежується у структурі дисертації та підсумкових висновках. Логіка побудови роботи є послідовною: від аналізу предметної області та існуючих підходів – до формалізації моделей, проектування інформаційної технології, реалізації програмного прототипу та його експериментальної перевірки.</w:t>
-      </w:r>
-    </w:p>
-    <w:p/>
-    <w:p>
-      <w:r>
-        <w:rPr>
-          <w:b/>
-        </w:rPr>
-        <w:t>Достовірність результатів дослідження</w:t>
-      </w:r>
-    </w:p>
-    <w:p/>
-    <w:p>
+    <w:p>
+      <w:pPr>
+        <w:spacing w:after="0" w:before="0" w:line="240" w:lineRule="auto"/>
+        <w:jc w:val="both"/>
+      </w:pPr>
+      <w:r>
+        <w:t>Дисертація базується на сучасному алгоритмічному апараті комп’ютерного зору та машинного навчання. Автор коректно сформулював мету й задачі дослідження, а структура роботи дозволяє простежити, як від аналітичного огляду він переходить до моделювання, побудови програмного конвеєра та перевірки його працездатності.</w:t>
+      </w:r>
+    </w:p>
+    <w:p>
+      <w:pPr>
+        <w:spacing w:after="0" w:before="0" w:line="240" w:lineRule="auto"/>
+        <w:jc w:val="both"/>
+      </w:pPr>
+      <w:r>
+        <w:t>З практичної точки зору цінним є модульний характер запропонованої технології. Такий підхід дає змогу незалежно аналізувати складові системи, комбінувати методи для різних умов спостереження та оцінювати доцільність тієї чи іншої конфігурації не лише за формальними метриками, а й з позицій прикладної придатності.</w:t>
+      </w:r>
+    </w:p>
+    <w:p>
+      <w:pPr>
+        <w:spacing w:after="0" w:before="0" w:line="240" w:lineRule="auto"/>
+        <w:jc w:val="both"/>
+      </w:pPr>
+      <w:r>
+        <w:rPr>
+          <w:b/>
+        </w:rPr>
+        <w:t>Достовірність і практична підтвердженість результатів</w:t>
+      </w:r>
+    </w:p>
+    <w:p>
+      <w:pPr>
+        <w:spacing w:after="0" w:before="0" w:line="240" w:lineRule="auto"/>
+        <w:jc w:val="both"/>
+      </w:pPr>
       <w:r>
         <w:t>Достовірність результатів забезпечується:</w:t>
       </w:r>
     </w:p>
-    <w:p/>
-    <w:p>
-      <w:r>
-        <w:t>1. використанням сучасних теоретичних положень і методів комп’ютерного зору та обчислювального інтелекту;</w:t>
-      </w:r>
-    </w:p>
-    <w:p>
-      <w:r>
-        <w:t>2. проведенням експериментального порівняльного аналізу великої кількості комбінацій алгоритмів;</w:t>
-      </w:r>
-    </w:p>
-    <w:p>
-      <w:r>
-        <w:t>3. застосуванням комплексу кількісних метрик для оцінювання точності руху, глибини та просторової локалізації;</w:t>
-      </w:r>
-    </w:p>
-    <w:p>
-      <w:r>
-        <w:t>4. апробацією результатів у наукових публікаціях і на міжнародних конференціях;</w:t>
-      </w:r>
-    </w:p>
-    <w:p>
-      <w:r>
-        <w:t>5. впровадженням результатів у навчальний процес та у прикладні дослідження.</w:t>
-      </w:r>
-    </w:p>
-    <w:p/>
-    <w:p>
-      <w:r>
-        <w:t xml:space="preserve">Окремо слід підкреслити, що робота містить не лише теоретичні побудови, а й програмну реалізацію, для якої виконано серію тестувань на відеопотоці з порівнянням </w:t>
+    <w:p>
+      <w:pPr>
+        <w:spacing w:after="0" w:before="0" w:line="240" w:lineRule="auto"/>
+        <w:ind w:left="0" w:firstLine="0"/>
+        <w:jc w:val="left"/>
+      </w:pPr>
+      <w:r>
+        <w:t>1. використанням сучасних методів комп’ютерного зору, глибокого навчання та програмної інженерії;</w:t>
+      </w:r>
+    </w:p>
+    <w:p>
+      <w:pPr>
+        <w:spacing w:after="0" w:before="0" w:line="240" w:lineRule="auto"/>
+        <w:ind w:left="0" w:firstLine="0"/>
+        <w:jc w:val="left"/>
+      </w:pPr>
+      <w:r>
+        <w:t xml:space="preserve">2. виконанням порівняльного аналізу </w:t>
       </w:r>
       <w:r>
         <w:rPr>
@@ -239,112 +276,254 @@
         <w:t>35 комбінацій</w:t>
       </w:r>
       <w:r>
-        <w:t xml:space="preserve"> методів оптичного потоку та оцінювання глибини.</w:t>
-      </w:r>
-    </w:p>
-    <w:p/>
-    <w:p>
-      <w:r>
-        <w:rPr>
-          <w:b/>
-        </w:rPr>
-        <w:t>До основних нових наукових результатів дисертації слід віднести</w:t>
-      </w:r>
-    </w:p>
-    <w:p/>
-    <w:p>
-      <w:r>
-        <w:t>1. Вперше запропоновано метод дистанційної ідентифікації параметрів динамічних об’єктів на основі поєднання трансформерної моделі виявлення DETR з алгоритмами оптичного потоку.</w:t>
-      </w:r>
-    </w:p>
-    <w:p>
-      <w:r>
-        <w:t>2. Вперше розроблено структуру інформаційної технології дистанційної ідентифікації параметрів динамічних об’єктів, що інтегрує детектування, оцінювання руху, реконструкцію глибини та ансамблеву корекцію результатів.</w:t>
-      </w:r>
-    </w:p>
-    <w:p>
-      <w:r>
-        <w:t>3. Удосконалено метод оцінювання глибини сцени через адаптивне комбінування моделей MiDaS, DPT_Large та GeoNet із застосуванням Bagging і Boosting.</w:t>
-      </w:r>
-    </w:p>
-    <w:p>
-      <w:r>
-        <w:t>4. Удосконалено метод ансамблевої агрегації результатів ідентифікації для підвищення стійкості до шумів, локальних артефактів та змін освітлення.</w:t>
-      </w:r>
-    </w:p>
-    <w:p>
-      <w:r>
-        <w:t>5. Удосконалено метод кількісного оцінювання якості ідентифікації з використанням системи метрик EPE, AAE, RMSE, MAE, PSNR, IoU та Dice.</w:t>
-      </w:r>
-    </w:p>
-    <w:p>
-      <w:r>
-        <w:t>6. Набув подальшого розвитку метод синтезу просторово-часових ознак динамічних об’єктів шляхом інтеграції трансформерних механізмів уваги з полями оптичного потоку.</w:t>
-      </w:r>
-    </w:p>
-    <w:p/>
-    <w:p>
-      <w:r>
-        <w:rPr>
-          <w:b/>
-        </w:rPr>
-        <w:t>Значимість отриманих результатів для науки і практичного використання</w:t>
-      </w:r>
-    </w:p>
-    <w:p/>
-    <w:p>
-      <w:r>
-        <w:t>Наукова значущість дисертації полягає у розвитку інтегрованого підходу до опису стану динамічного об’єкта, коли просторові, кінематичні та структурні характеристики оцінюються не окремо, а в межах єдиного інформаційного конвеєра.</w:t>
-      </w:r>
-    </w:p>
-    <w:p>
-      <w:r>
-        <w:t>Практичне значення результатів полягає у можливості використання запропонованих моделей і програмних засобів у таких напрямах:</w:t>
-      </w:r>
-    </w:p>
-    <w:p/>
-    <w:p>
-      <w:r>
-        <w:t>1. інтелектуальне відеоспостереження та охорона об’єктів;</w:t>
-      </w:r>
-    </w:p>
-    <w:p>
-      <w:r>
-        <w:t>2. автономний транспорт і робототехнічні системи;</w:t>
-      </w:r>
-    </w:p>
-    <w:p>
-      <w:r>
-        <w:t>3. промисловий моніторинг;</w:t>
-      </w:r>
-    </w:p>
-    <w:p>
-      <w:r>
-        <w:t>4. системи підтримки прийняття рішень;</w:t>
-      </w:r>
-    </w:p>
-    <w:p>
-      <w:r>
-        <w:t>5. дослідження динамічних процесів за даними віддалених спостережень.</w:t>
-      </w:r>
-    </w:p>
-    <w:p/>
-    <w:p>
-      <w:r>
-        <w:t>Робота має також міждисциплінарний потенціал, що підтверджено використанням результатів у Радіоастрономічному інституті НАН України.</w:t>
-      </w:r>
-    </w:p>
-    <w:p/>
-    <w:p>
-      <w:r>
-        <w:rPr>
-          <w:b/>
-        </w:rPr>
-        <w:t>Повнота викладення результатів досліджень в опублікованих працях</w:t>
-      </w:r>
-    </w:p>
-    <w:p/>
-    <w:p>
+        <w:t xml:space="preserve"> методів оптичного потоку та оцінювання глибини;</w:t>
+      </w:r>
+    </w:p>
+    <w:p>
+      <w:pPr>
+        <w:spacing w:after="0" w:before="0" w:line="240" w:lineRule="auto"/>
+        <w:ind w:left="0" w:firstLine="0"/>
+        <w:jc w:val="left"/>
+      </w:pPr>
+      <w:r>
+        <w:t xml:space="preserve">3. застосуванням системи метрик </w:t>
+      </w:r>
+      <w:r>
+        <w:rPr>
+          <w:b/>
+        </w:rPr>
+        <w:t>EPE, AAE, RMSE, MAE, PSNR, IoU та Dice</w:t>
+      </w:r>
+      <w:r>
+        <w:t>;</w:t>
+      </w:r>
+    </w:p>
+    <w:p>
+      <w:pPr>
+        <w:spacing w:after="0" w:before="0" w:line="240" w:lineRule="auto"/>
+        <w:ind w:left="0" w:firstLine="0"/>
+        <w:jc w:val="left"/>
+      </w:pPr>
+      <w:r>
+        <w:t>4. наявністю програмної реалізації інформаційної технології та результатів її тестування;</w:t>
+      </w:r>
+    </w:p>
+    <w:p>
+      <w:pPr>
+        <w:spacing w:after="0" w:before="0" w:line="240" w:lineRule="auto"/>
+        <w:ind w:left="0" w:firstLine="0"/>
+        <w:jc w:val="left"/>
+      </w:pPr>
+      <w:r>
+        <w:t>5. апробацією результатів у наукових публікаціях і доповідях;</w:t>
+      </w:r>
+    </w:p>
+    <w:p>
+      <w:pPr>
+        <w:spacing w:after="0" w:before="0" w:line="240" w:lineRule="auto"/>
+        <w:ind w:left="0" w:firstLine="0"/>
+        <w:jc w:val="left"/>
+      </w:pPr>
+      <w:r>
+        <w:t>6. практичним впровадженням одержаних результатів.</w:t>
+      </w:r>
+    </w:p>
+    <w:p>
+      <w:pPr>
+        <w:spacing w:after="0" w:before="0" w:line="240" w:lineRule="auto"/>
+        <w:jc w:val="both"/>
+      </w:pPr>
+      <w:r>
+        <w:t>Важливо, що результати впроваджено не лише в освітній процес НТУ «ХПІ» та ТОВ «Технічний університет «Метінвест Політехніка», а й у Радіоастрономічному інституті НАН України для аналізу динамічних процесів за даними дистанційних спостережень. Це свідчить про реальну прикладну цінність запропонованого підходу.</w:t>
+      </w:r>
+    </w:p>
+    <w:p>
+      <w:pPr>
+        <w:spacing w:after="0" w:before="0" w:line="240" w:lineRule="auto"/>
+        <w:jc w:val="both"/>
+      </w:pPr>
+      <w:r>
+        <w:rPr>
+          <w:b/>
+        </w:rPr>
+        <w:t>Основні наукові результати в аспекті прикладної орієнтації</w:t>
+      </w:r>
+    </w:p>
+    <w:p>
+      <w:pPr>
+        <w:spacing w:after="0" w:before="0" w:line="240" w:lineRule="auto"/>
+        <w:jc w:val="both"/>
+      </w:pPr>
+      <w:r>
+        <w:t>До найбільш вагомих результатів роботи належать:</w:t>
+      </w:r>
+    </w:p>
+    <w:p>
+      <w:pPr>
+        <w:spacing w:after="0" w:before="0" w:line="240" w:lineRule="auto"/>
+        <w:ind w:left="0" w:firstLine="0"/>
+        <w:jc w:val="left"/>
+      </w:pPr>
+      <w:r>
+        <w:t>1. розроблення методу дистанційної ідентифікації параметрів динамічних об’єктів на основі поєднання DETR з алгоритмами оптичного потоку;</w:t>
+      </w:r>
+    </w:p>
+    <w:p>
+      <w:pPr>
+        <w:spacing w:after="0" w:before="0" w:line="240" w:lineRule="auto"/>
+        <w:ind w:left="0" w:firstLine="0"/>
+        <w:jc w:val="left"/>
+      </w:pPr>
+      <w:r>
+        <w:t>2. створення структури інформаційної технології, яка інтегрує детектування, оцінювання руху, реконструкцію глибини та ансамблеву корекцію результатів;</w:t>
+      </w:r>
+    </w:p>
+    <w:p>
+      <w:pPr>
+        <w:spacing w:after="0" w:before="0" w:line="240" w:lineRule="auto"/>
+        <w:ind w:left="0" w:firstLine="0"/>
+        <w:jc w:val="left"/>
+      </w:pPr>
+      <w:r>
+        <w:t>3. удосконалення методу оцінювання глибини сцени через адаптивне комбінування моделей MiDaS, DPT\_Large та GeoNet із застосуванням Bagging і Boosting;</w:t>
+      </w:r>
+    </w:p>
+    <w:p>
+      <w:pPr>
+        <w:spacing w:after="0" w:before="0" w:line="240" w:lineRule="auto"/>
+        <w:ind w:left="0" w:firstLine="0"/>
+        <w:jc w:val="left"/>
+      </w:pPr>
+      <w:r>
+        <w:t>4. удосконалення ансамблевої агрегації результатів для підвищення стійкості системи до шумів та зміни умов спостереження;</w:t>
+      </w:r>
+    </w:p>
+    <w:p>
+      <w:pPr>
+        <w:spacing w:after="0" w:before="0" w:line="240" w:lineRule="auto"/>
+        <w:ind w:left="0" w:firstLine="0"/>
+        <w:jc w:val="left"/>
+      </w:pPr>
+      <w:r>
+        <w:t>5. розроблення системи кількісного оцінювання якості, придатної для добору конфігурацій у різних прикладних сценаріях;</w:t>
+      </w:r>
+    </w:p>
+    <w:p>
+      <w:pPr>
+        <w:spacing w:after="0" w:before="0" w:line="240" w:lineRule="auto"/>
+        <w:ind w:left="0" w:firstLine="0"/>
+        <w:jc w:val="left"/>
+      </w:pPr>
+      <w:r>
+        <w:t>6. розвиток підходу до синтезу просторово-часових ознак у задачах аналізу динамічних сцен.</w:t>
+      </w:r>
+    </w:p>
+    <w:p>
+      <w:pPr>
+        <w:spacing w:after="0" w:before="0" w:line="240" w:lineRule="auto"/>
+        <w:jc w:val="both"/>
+      </w:pPr>
+      <w:r>
+        <w:t>Зазначені результати є цінними тим, що вони орієнтовані не на один вузький тестовий приклад, а на побудову базової технологічної схеми, яку можна адаптувати під різні галузі застосування.</w:t>
+      </w:r>
+    </w:p>
+    <w:p>
+      <w:pPr>
+        <w:spacing w:after="0" w:before="0" w:line="240" w:lineRule="auto"/>
+        <w:jc w:val="both"/>
+      </w:pPr>
+      <w:r>
+        <w:rPr>
+          <w:b/>
+        </w:rPr>
+        <w:t>Значущість результатів для науки і практики</w:t>
+      </w:r>
+    </w:p>
+    <w:p>
+      <w:pPr>
+        <w:spacing w:after="0" w:before="0" w:line="240" w:lineRule="auto"/>
+        <w:jc w:val="both"/>
+      </w:pPr>
+      <w:r>
+        <w:t>Наукова значущість роботи полягає в розвитку підходів до побудови інтегрованих систем відеоаналізу динамічних сцен. Практичне значення визначається можливістю застосування одержаних результатів у:</w:t>
+      </w:r>
+    </w:p>
+    <w:p>
+      <w:pPr>
+        <w:spacing w:after="0" w:before="0" w:line="240" w:lineRule="auto"/>
+        <w:ind w:left="0" w:firstLine="0"/>
+        <w:jc w:val="left"/>
+      </w:pPr>
+      <w:r>
+        <w:t>1. системах інтелектуального відеоспостереження;</w:t>
+      </w:r>
+    </w:p>
+    <w:p>
+      <w:pPr>
+        <w:spacing w:after="0" w:before="0" w:line="240" w:lineRule="auto"/>
+        <w:ind w:left="0" w:firstLine="0"/>
+        <w:jc w:val="left"/>
+      </w:pPr>
+      <w:r>
+        <w:t>2. автономному транспорті та робототехніці;</w:t>
+      </w:r>
+    </w:p>
+    <w:p>
+      <w:pPr>
+        <w:spacing w:after="0" w:before="0" w:line="240" w:lineRule="auto"/>
+        <w:ind w:left="0" w:firstLine="0"/>
+        <w:jc w:val="left"/>
+      </w:pPr>
+      <w:r>
+        <w:t>3. задачах аероспостереження й дистанційного моніторингу;</w:t>
+      </w:r>
+    </w:p>
+    <w:p>
+      <w:pPr>
+        <w:spacing w:after="0" w:before="0" w:line="240" w:lineRule="auto"/>
+        <w:ind w:left="0" w:firstLine="0"/>
+        <w:jc w:val="left"/>
+      </w:pPr>
+      <w:r>
+        <w:t>4. промислових системах контролю;</w:t>
+      </w:r>
+    </w:p>
+    <w:p>
+      <w:pPr>
+        <w:spacing w:after="0" w:before="0" w:line="240" w:lineRule="auto"/>
+        <w:ind w:left="0" w:firstLine="0"/>
+        <w:jc w:val="left"/>
+      </w:pPr>
+      <w:r>
+        <w:t>5. спеціалізованих наукових дослідженнях, зокрема в радіоастрономії.</w:t>
+      </w:r>
+    </w:p>
+    <w:p>
+      <w:pPr>
+        <w:spacing w:after="0" w:before="0" w:line="240" w:lineRule="auto"/>
+        <w:jc w:val="both"/>
+      </w:pPr>
+      <w:r>
+        <w:t>Особливо важливо, що дисертація демонструє можливість перенесення підходу між різними предметними областями без втрати загальної архітектурної логіки.</w:t>
+      </w:r>
+    </w:p>
+    <w:p>
+      <w:pPr>
+        <w:spacing w:after="0" w:before="0" w:line="240" w:lineRule="auto"/>
+        <w:jc w:val="both"/>
+      </w:pPr>
+      <w:r>
+        <w:rPr>
+          <w:b/>
+        </w:rPr>
+        <w:t>Повнота викладення результатів дослідження в опублікованих працях</w:t>
+      </w:r>
+    </w:p>
+    <w:p>
+      <w:pPr>
+        <w:spacing w:after="0" w:before="0" w:line="240" w:lineRule="auto"/>
+        <w:jc w:val="both"/>
+      </w:pPr>
       <w:r>
         <w:t xml:space="preserve">Результати дисертації опубліковано у </w:t>
       </w:r>
@@ -355,16 +534,14 @@
         <w:t>15 наукових працях</w:t>
       </w:r>
       <w:r>
-        <w:t>, у тому числі у фахових виданнях України та матеріалах наукових конференцій. Серед них є публікація у матеріалах IEEE KhPI Week on Advanced Technology, що індексуються в Scopus.</w:t>
-      </w:r>
-    </w:p>
-    <w:p>
-      <w:r>
-        <w:t>Опубліковані праці повною мірою відображають зміст дисертації, а апробація результатів є достатньою.</w:t>
-      </w:r>
-    </w:p>
-    <w:p/>
-    <w:p>
+        <w:t>, серед яких фахові статті та матеріали конференцій. Публікації достатньо повно відображають основні положення дисертаційної роботи, а апробація результатів є належною.</w:t>
+      </w:r>
+    </w:p>
+    <w:p>
+      <w:pPr>
+        <w:spacing w:after="0" w:before="0" w:line="240" w:lineRule="auto"/>
+        <w:jc w:val="both"/>
+      </w:pPr>
       <w:r>
         <w:rPr>
           <w:b/>
@@ -372,39 +549,29 @@
         <w:t>Оцінка змісту та структури дисертації</w:t>
       </w:r>
     </w:p>
-    <w:p/>
-    <w:p>
-      <w:r>
-        <w:t>Дисертаційна робота має логічну структуру і складається з анотації, вступу, чотирьох розділів, висновків, списку джерел та додатків.</w:t>
-      </w:r>
-    </w:p>
-    <w:p>
-      <w:r>
-        <w:t>У першому розділі проаналізовано сучасні задачі та методи дистанційної ідентифікації параметрів динамічних об’єктів.</w:t>
-      </w:r>
-    </w:p>
-    <w:p>
-      <w:r>
-        <w:t>У другому розділі наведено методичну основу дослідження, зокрема класичні й нейромережеві алгоритми оптичного потоку, моделі аналізу руху та ансамблеві підходи.</w:t>
-      </w:r>
-    </w:p>
-    <w:p>
-      <w:r>
-        <w:t>У третьому розділі сформовано моделі дистанційної ідентифікації параметрів динамічних об’єктів.</w:t>
-      </w:r>
-    </w:p>
-    <w:p>
-      <w:r>
-        <w:t>У четвертому розділі описано структуру та програмну реалізацію інформаційної технології, а також наведено результати експериментального тестування.</w:t>
-      </w:r>
-    </w:p>
-    <w:p>
-      <w:r>
-        <w:t>Така структура відповідає меті й задачам дослідження та забезпечує цілісність викладу.</w:t>
-      </w:r>
-    </w:p>
-    <w:p/>
-    <w:p>
+    <w:p>
+      <w:pPr>
+        <w:spacing w:after="0" w:before="0" w:line="240" w:lineRule="auto"/>
+        <w:jc w:val="both"/>
+      </w:pPr>
+      <w:r>
+        <w:t>Дисертаційна робота має логічну структуру і складається з анотації, вступу, чотирьох розділів, висновків, списку джерел і додатків. У першому розділі розглянуто стан проблеми та сучасні методи, у другому і третьому розділах подано методичні та модельні основи, у четвертому розділі описано інформаційну технологію, програмну реалізацію та результати тестування.</w:t>
+      </w:r>
+    </w:p>
+    <w:p>
+      <w:pPr>
+        <w:spacing w:after="0" w:before="0" w:line="240" w:lineRule="auto"/>
+        <w:jc w:val="both"/>
+      </w:pPr>
+      <w:r>
+        <w:t>Матеріал викладено послідовно, а структура роботи відповідає поставленій меті.</w:t>
+      </w:r>
+    </w:p>
+    <w:p>
+      <w:pPr>
+        <w:spacing w:after="0" w:before="0" w:line="240" w:lineRule="auto"/>
+        <w:jc w:val="both"/>
+      </w:pPr>
       <w:r>
         <w:rPr>
           <w:b/>
@@ -412,19 +579,20 @@
         <w:t>Академічна доброчесність</w:t>
       </w:r>
     </w:p>
-    <w:p/>
-    <w:p>
-      <w:r>
-        <w:t>Порушень принципів академічної доброчесності в дисертаційній роботі Кондратова О. М. та у публікаціях, де висвітлено основні результати дослідження, не виявлено.</w:t>
-      </w:r>
-    </w:p>
-    <w:p>
-      <w:r>
-        <w:t>Робота виконана особисто здобувачем, а внесок автора в колективні публікації належним чином конкретизовано.</w:t>
-      </w:r>
-    </w:p>
-    <w:p/>
-    <w:p>
+    <w:p>
+      <w:pPr>
+        <w:spacing w:after="0" w:before="0" w:line="240" w:lineRule="auto"/>
+        <w:jc w:val="both"/>
+      </w:pPr>
+      <w:r>
+        <w:t>Порушень принципів академічної доброчесності в дисертації та публікаціях, де висвітлено її основні результати, не виявлено. Робота виконана самостійно, а внесок автора у співавторські публікації визначено належним чином.</w:t>
+      </w:r>
+    </w:p>
+    <w:p>
+      <w:pPr>
+        <w:spacing w:after="0" w:before="0" w:line="240" w:lineRule="auto"/>
+        <w:jc w:val="both"/>
+      </w:pPr>
       <w:r>
         <w:rPr>
           <w:b/>
@@ -432,45 +600,80 @@
         <w:t>По дисертаційній роботі можна зробити такі зауваження</w:t>
       </w:r>
     </w:p>
-    <w:p/>
-    <w:p>
-      <w:r>
-        <w:t>1. Експериментальна частина роботи є переконливою, проте доцільно було б розширити перевірку запропонованої технології на більш різнорідні прикладні набори даних, ближчі до задач аероспостереження, віддаленого моніторингу та довготривалого трекінгу.</w:t>
-      </w:r>
-    </w:p>
-    <w:p>
-      <w:r>
-        <w:t>2. Для ряду прикладних сценаріїв, зокрема пов’язаних із безпілотними платформами, бажано чіткіше окреслити межі застосовності монокулярної схеми та показати її співвідношення з можливостями інтеграції LiDAR, IMU або стереобачення.</w:t>
-      </w:r>
-    </w:p>
-    <w:p>
-      <w:r>
-        <w:t>3. У роботі наведено відомості про впровадження результатів у НТУ «ХПІ», ТОВ «Технічний університет «Метінвест Політехніка» та Радіоастрономічному інституті НАН України, однак кількісні показники ефекту впровадження в кожному випадку могли б бути подані детальніше.</w:t>
-      </w:r>
-    </w:p>
-    <w:p>
-      <w:r>
-        <w:t>4. У частині аналізу стійкості системи до шумів, оклюзій та зміни освітлення доцільно було б ширше показати характерні приклади похибок і граничних режимів роботи системи.</w:t>
-      </w:r>
-    </w:p>
-    <w:p>
-      <w:r>
-        <w:t>5. Для практичного застосування в робототехніці та віддаленому моніторингу було б корисно детальніше представити вимоги до апаратної платформи та часові характеристики роботи системи.</w:t>
-      </w:r>
-    </w:p>
-    <w:p>
-      <w:r>
-        <w:t>6. У тексті дисертації трапляються окремі стилістичні й термінологічні нерівномірності.</w:t>
-      </w:r>
-    </w:p>
-    <w:p/>
-    <w:p>
-      <w:r>
-        <w:t>Наведені зауваження не впливають на загальну позитивну оцінку дисертації, яка є актуальною, завершеною та має істотне наукове і практичне значення.</w:t>
-      </w:r>
-    </w:p>
-    <w:p/>
-    <w:p>
+    <w:p>
+      <w:pPr>
+        <w:spacing w:after="0" w:before="0" w:line="240" w:lineRule="auto"/>
+        <w:ind w:left="0" w:firstLine="0"/>
+        <w:jc w:val="left"/>
+      </w:pPr>
+      <w:r>
+        <w:t>1. Експериментальну перевірку запропонованої технології доцільно було б ширше розгорнути на більш різнорідних прикладних наборах даних, близьких до задач аероспостереження, віддаленого моніторингу та довготривалого трекінгу.</w:t>
+      </w:r>
+    </w:p>
+    <w:p>
+      <w:pPr>
+        <w:spacing w:after="0" w:before="0" w:line="240" w:lineRule="auto"/>
+        <w:ind w:left="0" w:firstLine="0"/>
+        <w:jc w:val="left"/>
+      </w:pPr>
+      <w:r>
+        <w:t>2. Для сценаріїв, пов’язаних із безпілотними платформами, бажано чіткіше окреслити межі застосовності монокулярної схеми та показати її співвідношення з можливостями інтеграції LiDAR, IMU або стереобачення.</w:t>
+      </w:r>
+    </w:p>
+    <w:p>
+      <w:pPr>
+        <w:spacing w:after="0" w:before="0" w:line="240" w:lineRule="auto"/>
+        <w:ind w:left="0" w:firstLine="0"/>
+        <w:jc w:val="left"/>
+      </w:pPr>
+      <w:r>
+        <w:t>3. Відомості про впровадження результатів у НТУ «ХПІ», ТОВ «Технічний університет «Метінвест Політехніка» та Радіоастрономічному інституті НАН України були б переконливішими за наявності докладніших кількісних показників ефекту впровадження.</w:t>
+      </w:r>
+    </w:p>
+    <w:p>
+      <w:pPr>
+        <w:spacing w:after="0" w:before="0" w:line="240" w:lineRule="auto"/>
+        <w:ind w:left="0" w:firstLine="0"/>
+        <w:jc w:val="left"/>
+      </w:pPr>
+      <w:r>
+        <w:t>4. У частині аналізу стійкості системи до шумів, оклюзій і зміни освітлення доцільно було б ширше показати характерні приклади граничних режимів та типових похибок.</w:t>
+      </w:r>
+    </w:p>
+    <w:p>
+      <w:pPr>
+        <w:spacing w:after="0" w:before="0" w:line="240" w:lineRule="auto"/>
+        <w:ind w:left="0" w:firstLine="0"/>
+        <w:jc w:val="left"/>
+      </w:pPr>
+      <w:r>
+        <w:t>5. Для прикладного використання в робототехніці й дистанційному моніторингу корисно було б детальніше подати вимоги до апаратної платформи та часові характеристики функціонування системи.</w:t>
+      </w:r>
+    </w:p>
+    <w:p>
+      <w:pPr>
+        <w:spacing w:after="0" w:before="0" w:line="240" w:lineRule="auto"/>
+        <w:ind w:left="0" w:firstLine="0"/>
+        <w:jc w:val="left"/>
+      </w:pPr>
+      <w:r>
+        <w:t>6. У тексті дисертації трапляються окремі стилістичні та термінологічні нерівномірності.</w:t>
+      </w:r>
+    </w:p>
+    <w:p>
+      <w:pPr>
+        <w:spacing w:after="0" w:before="0" w:line="240" w:lineRule="auto"/>
+        <w:jc w:val="both"/>
+      </w:pPr>
+      <w:r>
+        <w:t>Наведені зауваження не впливають на загальну позитивну оцінку роботи, яка є актуальною, завершеною та має істотне наукове і практичне значення.</w:t>
+      </w:r>
+    </w:p>
+    <w:p>
+      <w:pPr>
+        <w:spacing w:after="0" w:before="0" w:line="240" w:lineRule="auto"/>
+        <w:jc w:val="both"/>
+      </w:pPr>
       <w:r>
         <w:rPr>
           <w:b/>
@@ -478,8 +681,11 @@
         <w:t>Висновок</w:t>
       </w:r>
     </w:p>
-    <w:p/>
-    <w:p>
+    <w:p>
+      <w:pPr>
+        <w:spacing w:after="0" w:before="0" w:line="240" w:lineRule="auto"/>
+        <w:jc w:val="both"/>
+      </w:pPr>
       <w:r>
         <w:t xml:space="preserve">Дисертаційна робота </w:t>
       </w:r>
@@ -521,13 +727,21 @@
       </w:r>
     </w:p>
     <w:p>
+      <w:pPr>
+        <w:spacing w:after="0" w:before="0" w:line="240" w:lineRule="auto"/>
+        <w:jc w:val="both"/>
+      </w:pPr>
       <w:r>
         <w:t>Робота є завершеною кваліфікаційною науковою працею, у якій отримано нові науково обґрунтовані результати, що у сукупності розв’язують важливе науково-прикладне завдання у сфері дистанційної ідентифікації параметрів динамічних об’єктів за відеоданими.</w:t>
       </w:r>
     </w:p>
     <w:p>
-      <w:r>
-        <w:t xml:space="preserve">Подана дисертація відповідає вимогам пунктів 6, 7, 8 і 9 Порядку присудження ступеня доктора філософії, затвердженого постановою Кабінету Міністрів України від 12.01.2022 №44, а її автор – </w:t>
+      <w:pPr>
+        <w:spacing w:after="0" w:before="0" w:line="240" w:lineRule="auto"/>
+        <w:jc w:val="both"/>
+      </w:pPr>
+      <w:r>
+        <w:t xml:space="preserve">Подана дисертація відповідає вимогам пунктів 6, 7, 8 і 9 Порядку присудження ступеня доктора філософії, затвердженого постановою Кабінету Міністрів України від 12.01.2022 №44, а її автор, </w:t>
       </w:r>
       <w:r>
         <w:rPr>
@@ -536,7 +750,7 @@
         <w:t>Кондратов Олексій Михайлович</w:t>
       </w:r>
       <w:r>
-        <w:t xml:space="preserve"> – заслуговує на присудження ступеня доктора філософії за спеціальністю </w:t>
+        <w:t xml:space="preserve">, заслуговує на присудження ступеня доктора філософії за спеціальністю </w:t>
       </w:r>
       <w:r>
         <w:rPr>
@@ -548,8 +762,11 @@
         <w:t>.</w:t>
       </w:r>
     </w:p>
-    <w:p/>
-    <w:p>
+    <w:p>
+      <w:pPr>
+        <w:spacing w:after="0" w:before="0" w:line="240" w:lineRule="auto"/>
+        <w:jc w:val="both"/>
+      </w:pPr>
       <w:r>
         <w:rPr>
           <w:b/>
@@ -558,21 +775,37 @@
       </w:r>
     </w:p>
     <w:p>
+      <w:pPr>
+        <w:spacing w:after="0" w:before="0" w:line="240" w:lineRule="auto"/>
+        <w:jc w:val="both"/>
+      </w:pPr>
       <w:r>
         <w:t>завідувач кафедри інформаційних технологій та комп’ютерної інженерії</w:t>
       </w:r>
     </w:p>
     <w:p>
+      <w:pPr>
+        <w:spacing w:after="0" w:before="0" w:line="240" w:lineRule="auto"/>
+        <w:jc w:val="both"/>
+      </w:pPr>
       <w:r>
         <w:t>Національного технічного університету «Дніпровська політехніка»</w:t>
       </w:r>
     </w:p>
     <w:p>
+      <w:pPr>
+        <w:spacing w:after="0" w:before="0" w:line="240" w:lineRule="auto"/>
+        <w:jc w:val="both"/>
+      </w:pPr>
       <w:r>
         <w:t>доктор технічних наук</w:t>
       </w:r>
     </w:p>
     <w:p>
+      <w:pPr>
+        <w:spacing w:after="0" w:before="0" w:line="240" w:lineRule="auto"/>
+        <w:jc w:val="both"/>
+      </w:pPr>
       <w:r>
         <w:rPr>
           <w:b/>
@@ -1042,7 +1275,8 @@
     <w:name w:val="Normal"/>
     <w:qFormat/>
     <w:rPr>
-      <w:sz w:val="24"/>
+      <w:rFonts w:ascii="Times New Roman" w:hAnsi="Times New Roman"/>
+      <w:sz w:val="28"/>
       <w:szCs w:val="24"/>
       <w:lang w:val="ru-RU" w:eastAsia="ru-RU"/>
     </w:rPr>

--- a/16_Кондратов_Відгук_оф_опонента_Гнатушенко.docx
+++ b/16_Кондратов_Відгук_оф_опонента_Гнатушенко.docx
@@ -143,40 +143,61 @@
     <w:p>
       <w:pPr>
         <w:spacing w:after="0" w:before="0" w:line="240" w:lineRule="auto"/>
-        <w:jc w:val="center"/>
-      </w:pPr>
-      <w:r>
-        <w:rPr>
-          <w:b/>
-        </w:rPr>
-        <w:t>Актуальність теми</w:t>
-      </w:r>
-    </w:p>
-    <w:p>
-      <w:pPr>
-        <w:spacing w:after="0" w:before="0" w:line="240" w:lineRule="auto"/>
-        <w:jc w:val="both"/>
-      </w:pPr>
-      <w:r>
-        <w:t>Задачі дистанційної ідентифікації параметрів динамічних об’єктів мають особливе значення для прикладних систем, де обробка виконується за даними відеоспостереження або віддаленого сенсорного контролю. Йдеться насамперед про безпілотні та робототехнічні платформи, транспортні системи, промисловий моніторинг, інтелектуальні охоронні комплекси й наукові системи спостереження. Для таких систем принципово важливими є здатність працювати за неповних даних, стійкість до шумів і оклюзій, а також можливість адаптації під різні сценарії спостереження.</w:t>
-      </w:r>
-    </w:p>
-    <w:p>
-      <w:pPr>
-        <w:spacing w:after="0" w:before="0" w:line="240" w:lineRule="auto"/>
-        <w:jc w:val="both"/>
-      </w:pPr>
-      <w:r>
-        <w:t>У цьому контексті дисертаційна робота Кондратова О. М. є актуальною, оскільки автор розглядає задачу не як набір розрізнених алгоритмів, а як інформаційну технологію, придатну до конфігурування під прикладні умови. Позитивним є те, що в роботі приділено увагу не тільки виявленню об’єкта, а й оцінюванню руху, реконструкції глибини, інтеграції просторово-часових ознак та оцінюванню якості результатів.</w:t>
-      </w:r>
-    </w:p>
-    <w:p>
-      <w:pPr>
-        <w:spacing w:after="0" w:before="0" w:line="240" w:lineRule="auto"/>
-        <w:jc w:val="both"/>
-      </w:pPr>
-      <w:r>
-        <w:t>Актуальність роботи підтверджується її зв’язком з науковими темами НТУ «ХПІ»:</w:t>
+        <w:jc w:val="left"/>
+      </w:pPr>
+      <w:r>
+        <w:rPr>
+          <w:b/>
+        </w:rPr>
+        <w:t>Актуальність теми роботи</w:t>
+      </w:r>
+    </w:p>
+    <w:p>
+      <w:pPr>
+        <w:spacing w:after="0" w:before="0" w:line="240" w:lineRule="auto"/>
+        <w:jc w:val="both"/>
+      </w:pPr>
+      <w:r>
+        <w:t>Дисертаційна робота Кондратова О. М. присвячена розробленню моделей, методів та інформаційної технології дистанційної ідентифікації параметрів динамічних об’єктів. Така тематика є актуальною для сучасних інформаційних технологій, оскільки значна кількість прикладних систем працює з відеоданими та сенсорною інформацією у складних умовах спостереження: за наявності шумів, часткових перекриттів, зміни масштабу, нестабільного освітлення і неповноти даних.</w:t>
+      </w:r>
+    </w:p>
+    <w:p>
+      <w:pPr>
+        <w:spacing w:after="0" w:before="0" w:line="240" w:lineRule="auto"/>
+        <w:jc w:val="both"/>
+      </w:pPr>
+      <w:r>
+        <w:t>Особливе значення результати роботи мають для систем віддаленого моніторингу, робототехніки, автономної навігації, аероспостереження, інтелектуального відеоаналізу та спеціалізованих наукових досліджень. У цих задачах важливо не тільки виявити об’єкт, а й оцінити параметри його руху, глибину сцени, просторово-часову узгодженість та якість ідентифікації.</w:t>
+      </w:r>
+    </w:p>
+    <w:p>
+      <w:pPr>
+        <w:spacing w:after="0" w:before="0" w:line="240" w:lineRule="auto"/>
+        <w:jc w:val="both"/>
+      </w:pPr>
+      <w:r>
+        <w:t>Перевагою дисертації є те, що автор розглядає задачу на рівні інформаційної технології, придатної до конфігурування під різні прикладні сценарії. Це відрізняє роботу від підходів, де окремі алгоритми комп’ютерного зору розглядаються ізольовано.</w:t>
+      </w:r>
+    </w:p>
+    <w:p>
+      <w:pPr>
+        <w:spacing w:after="0" w:before="0" w:line="240" w:lineRule="auto"/>
+        <w:jc w:val="left"/>
+      </w:pPr>
+      <w:r>
+        <w:rPr>
+          <w:b/>
+        </w:rPr>
+        <w:t>Зв’язок виконаного дослідження з науковими темами</w:t>
+      </w:r>
+    </w:p>
+    <w:p>
+      <w:pPr>
+        <w:spacing w:after="0" w:before="0" w:line="240" w:lineRule="auto"/>
+        <w:jc w:val="both"/>
+      </w:pPr>
+      <w:r>
+        <w:t>Робота виконувалася у межах наукових досліджень НТУ «ХПІ», зокрема:</w:t>
       </w:r>
     </w:p>
     <w:p>
@@ -205,49 +226,253 @@
         <w:jc w:val="both"/>
       </w:pPr>
       <w:r>
-        <w:rPr>
-          <w:b/>
-        </w:rPr>
-        <w:t>Ступінь обґрунтованості наукових положень, висновків і рекомендацій</w:t>
-      </w:r>
-    </w:p>
-    <w:p>
-      <w:pPr>
-        <w:spacing w:after="0" w:before="0" w:line="240" w:lineRule="auto"/>
-        <w:jc w:val="both"/>
-      </w:pPr>
-      <w:r>
-        <w:t>Дисертація базується на сучасному алгоритмічному апараті комп’ютерного зору та машинного навчання. Автор коректно сформулював мету й задачі дослідження, а структура роботи дозволяє простежити, як від аналітичного огляду він переходить до моделювання, побудови програмного конвеєра та перевірки його працездатності.</w:t>
-      </w:r>
-    </w:p>
-    <w:p>
-      <w:pPr>
-        <w:spacing w:after="0" w:before="0" w:line="240" w:lineRule="auto"/>
-        <w:jc w:val="both"/>
-      </w:pPr>
-      <w:r>
-        <w:t>З практичної точки зору цінним є модульний характер запропонованої технології. Такий підхід дає змогу незалежно аналізувати складові системи, комбінувати методи для різних умов спостереження та оцінювати доцільність тієї чи іншої конфігурації не лише за формальними метриками, а й з позицій прикладної придатності.</w:t>
-      </w:r>
-    </w:p>
-    <w:p>
-      <w:pPr>
-        <w:spacing w:after="0" w:before="0" w:line="240" w:lineRule="auto"/>
-        <w:jc w:val="both"/>
-      </w:pPr>
-      <w:r>
-        <w:rPr>
-          <w:b/>
-        </w:rPr>
-        <w:t>Достовірність і практична підтвердженість результатів</w:t>
-      </w:r>
-    </w:p>
-    <w:p>
-      <w:pPr>
-        <w:spacing w:after="0" w:before="0" w:line="240" w:lineRule="auto"/>
-        <w:jc w:val="both"/>
-      </w:pPr>
-      <w:r>
-        <w:t>Достовірність результатів забезпечується:</w:t>
+        <w:t>Зазначений зв’язок підтверджує відповідність теми дисертації актуальним напрямам розвитку інформаційних технологій, пов’язаних з аналізом складних динамічних систем і використанням методів обчислювального інтелекту.</w:t>
+      </w:r>
+    </w:p>
+    <w:p>
+      <w:pPr>
+        <w:spacing w:after="0" w:before="0" w:line="240" w:lineRule="auto"/>
+        <w:jc w:val="left"/>
+      </w:pPr>
+      <w:r>
+        <w:rPr>
+          <w:b/>
+        </w:rPr>
+        <w:t>Ступінь обґрунтованості та достовірності результатів</w:t>
+      </w:r>
+    </w:p>
+    <w:p>
+      <w:pPr>
+        <w:spacing w:after="0" w:before="0" w:line="240" w:lineRule="auto"/>
+        <w:jc w:val="both"/>
+      </w:pPr>
+      <w:r>
+        <w:t>Наукові положення, висновки та рекомендації дисертації є достатньо обґрунтованими. Автор послідовно переходить від аналізу предметної області до формалізації задачі, вибору методів, побудови програмного конвеєра і його експериментальної перевірки.</w:t>
+      </w:r>
+    </w:p>
+    <w:p>
+      <w:pPr>
+        <w:spacing w:after="0" w:before="0" w:line="240" w:lineRule="auto"/>
+        <w:jc w:val="both"/>
+      </w:pPr>
+      <w:r>
+        <w:t xml:space="preserve">Достовірність результатів забезпечується використанням сучасних методів комп’ютерного зору, машинного навчання, нейромережевого оцінювання глибини, алгоритмів оптичного потоку та ансамблевих процедур. Експериментальна частина містить порівняння </w:t>
+      </w:r>
+      <w:r>
+        <w:rPr>
+          <w:b/>
+        </w:rPr>
+        <w:t>35 комбінацій</w:t>
+      </w:r>
+      <w:r>
+        <w:t xml:space="preserve"> методів оптичного потоку та оцінювання глибини, що дає підстави оцінювати не лише окремі алгоритми, а й працездатність різних конфігурацій технології.</w:t>
+      </w:r>
+    </w:p>
+    <w:p>
+      <w:pPr>
+        <w:spacing w:after="0" w:before="0" w:line="240" w:lineRule="auto"/>
+        <w:jc w:val="both"/>
+      </w:pPr>
+      <w:r>
+        <w:t xml:space="preserve">Застосування метрик </w:t>
+      </w:r>
+      <w:r>
+        <w:rPr>
+          <w:b/>
+        </w:rPr>
+        <w:t>EPE, AAE, RMSE, MAE, PSNR, IoU та Dice</w:t>
+      </w:r>
+      <w:r>
+        <w:t xml:space="preserve"> дає змогу комплексно оцінити точність руху, глибину, локалізацію та сегментаційні характеристики. Для прикладних систем це є важливим, оскільки одна метрика не може повністю відобразити поведінку системи в різних умовах спостереження.</w:t>
+      </w:r>
+    </w:p>
+    <w:p>
+      <w:pPr>
+        <w:spacing w:after="0" w:before="0" w:line="240" w:lineRule="auto"/>
+        <w:jc w:val="left"/>
+      </w:pPr>
+      <w:r>
+        <w:rPr>
+          <w:b/>
+        </w:rPr>
+        <w:t>Оцінка наукових результатів з позицій прикладних інформаційних систем</w:t>
+      </w:r>
+    </w:p>
+    <w:p>
+      <w:pPr>
+        <w:spacing w:after="0" w:before="0" w:line="240" w:lineRule="auto"/>
+        <w:jc w:val="both"/>
+      </w:pPr>
+      <w:r>
+        <w:t>Найбільш суттєвим результатом дисертації вважаю перехід від локальної обробки окремих кадрів до узгодженого аналізу динамічної сцени. Автор поєднав детектування об’єктів, визначення оптичного потоку, оцінювання глибини та ансамблеву корекцію в технологічну послідовність, яка може працювати як основа для прикладних систем віддаленого спостереження.</w:t>
+      </w:r>
+    </w:p>
+    <w:p>
+      <w:pPr>
+        <w:spacing w:after="0" w:before="0" w:line="240" w:lineRule="auto"/>
+        <w:jc w:val="both"/>
+      </w:pPr>
+      <w:r>
+        <w:t>Окремої уваги заслуговує використання DETR як компонента виявлення об’єктів у поєднанні з методами оцінювання руху. Це дає змогу перейти від фіксації факту наявності об’єкта в кадрі до оцінювання його поведінки в часі. Для систем моніторингу, робототехніки і транспортних застосувань саме така часово-просторова інтерпретація має найбільшу практичну цінність.</w:t>
+      </w:r>
+    </w:p>
+    <w:p>
+      <w:pPr>
+        <w:spacing w:after="0" w:before="0" w:line="240" w:lineRule="auto"/>
+        <w:jc w:val="both"/>
+      </w:pPr>
+      <w:r>
+        <w:t>Важливим є також блок оцінювання глибини сцени. Залучення моделей MiDaS, DPT\_Large та GeoNet, а також ансамблевих підходів Bagging і Boosting, дозволяє розглядати задачу не як вибір однієї моделі, а як пошук стійкої конфігурації для конкретних умов спостереження. Такий підхід є корисним для задач, де якість відеоданих і доступність додаткових сенсорів можуть істотно змінюватися.</w:t>
+      </w:r>
+    </w:p>
+    <w:p>
+      <w:pPr>
+        <w:spacing w:after="0" w:before="0" w:line="240" w:lineRule="auto"/>
+        <w:jc w:val="both"/>
+      </w:pPr>
+      <w:r>
+        <w:t>Таким чином, наукова новизна дисертації полягає у формуванні адаптивної технологічної схеми дистанційної ідентифікації, здатної поєднувати різні джерела алгоритмічної інформації про об’єкт і сцену.</w:t>
+      </w:r>
+    </w:p>
+    <w:p>
+      <w:pPr>
+        <w:spacing w:after="0" w:before="0" w:line="240" w:lineRule="auto"/>
+        <w:jc w:val="left"/>
+      </w:pPr>
+      <w:r>
+        <w:rPr>
+          <w:b/>
+        </w:rPr>
+        <w:t>Практичні результати роботи, їх рівень і ступінь впровадження</w:t>
+      </w:r>
+    </w:p>
+    <w:p>
+      <w:pPr>
+        <w:spacing w:after="0" w:before="0" w:line="240" w:lineRule="auto"/>
+        <w:jc w:val="both"/>
+      </w:pPr>
+      <w:r>
+        <w:t>Практична цінність дисертації полягає в можливості застосування розробленої технології в системах дистанційного відеоаналізу, автономного транспорту, робототехніки, промислового моніторингу, безпеки та спеціалізованих наукових спостережень. Важливо, що запропонований підхід має модульну структуру, а отже може бути адаптований до різних апаратних платформ і вимог до швидкодії.</w:t>
+      </w:r>
+    </w:p>
+    <w:p>
+      <w:pPr>
+        <w:spacing w:after="0" w:before="0" w:line="240" w:lineRule="auto"/>
+        <w:jc w:val="both"/>
+      </w:pPr>
+      <w:r>
+        <w:t>Результати дослідження впроваджено в освітній процес НТУ «ХПІ» та ТОВ «Технічний університет «Метінвест Політехніка», а також використано у Радіоастрономічному інституті НАН України для аналізу динамічних процесів за даними дистанційних спостережень. Це свідчить про практичну придатність результатів і можливість їх застосування поза межами суто навчального або демонстраційного середовища.</w:t>
+      </w:r>
+    </w:p>
+    <w:p>
+      <w:pPr>
+        <w:spacing w:after="0" w:before="0" w:line="240" w:lineRule="auto"/>
+        <w:jc w:val="left"/>
+      </w:pPr>
+      <w:r>
+        <w:rPr>
+          <w:b/>
+        </w:rPr>
+        <w:t>Повнота викладення результатів в опублікованих працях</w:t>
+      </w:r>
+    </w:p>
+    <w:p>
+      <w:pPr>
+        <w:spacing w:after="0" w:before="0" w:line="240" w:lineRule="auto"/>
+        <w:jc w:val="both"/>
+      </w:pPr>
+      <w:r>
+        <w:t xml:space="preserve">Основні результати дисертації оприлюднено у </w:t>
+      </w:r>
+      <w:r>
+        <w:rPr>
+          <w:b/>
+        </w:rPr>
+        <w:t>15 наукових працях</w:t>
+      </w:r>
+      <w:r>
+        <w:t>, серед яких фахові публікації та матеріали наукових конференцій. Публікації відображають зміст дисертації, а апробація результатів є достатньою. Наявність публікації у матеріалах IEEE KhPI Week on Advanced Technology, індексованих у Scopus, підтверджує належний рівень представлення результатів науковій спільноті.</w:t>
+      </w:r>
+    </w:p>
+    <w:p>
+      <w:pPr>
+        <w:spacing w:after="0" w:before="0" w:line="240" w:lineRule="auto"/>
+        <w:jc w:val="left"/>
+      </w:pPr>
+      <w:r>
+        <w:rPr>
+          <w:b/>
+        </w:rPr>
+        <w:t>Оцінка змісту та структури дисертації</w:t>
+      </w:r>
+    </w:p>
+    <w:p>
+      <w:pPr>
+        <w:spacing w:after="0" w:before="0" w:line="240" w:lineRule="auto"/>
+        <w:jc w:val="both"/>
+      </w:pPr>
+      <w:r>
+        <w:t>Дисертація складається з анотації, вступу, чотирьох розділів, висновків, списку використаних джерел і додатків. У вступі обґрунтовано актуальність теми, визначено мету і задачі, наукову новизну та практичне значення роботи.</w:t>
+      </w:r>
+    </w:p>
+    <w:p>
+      <w:pPr>
+        <w:spacing w:after="0" w:before="0" w:line="240" w:lineRule="auto"/>
+        <w:jc w:val="both"/>
+      </w:pPr>
+      <w:r>
+        <w:t>У першому розділі проаналізовано сучасні підходи до дистанційної ідентифікації параметрів динамічних об’єктів. У наступних розділах розглянуто методи оптичного потоку, оцінювання глибини, інтеграції результатів та побудови інформаційної технології. Завершальна частина містить програмну реалізацію і експериментальне порівняння конфігурацій. Така структура відповідає поставленій меті й забезпечує послідовність викладу.</w:t>
+      </w:r>
+    </w:p>
+    <w:p>
+      <w:pPr>
+        <w:spacing w:after="0" w:before="0" w:line="240" w:lineRule="auto"/>
+        <w:jc w:val="left"/>
+      </w:pPr>
+      <w:r>
+        <w:rPr>
+          <w:b/>
+        </w:rPr>
+        <w:t>Відповідність дисертації спеціальності та академічна доброчесність</w:t>
+      </w:r>
+    </w:p>
+    <w:p>
+      <w:pPr>
+        <w:spacing w:after="0" w:before="0" w:line="240" w:lineRule="auto"/>
+        <w:jc w:val="both"/>
+      </w:pPr>
+      <w:r>
+        <w:t xml:space="preserve">Дисертаційна робота відповідає спеціальності </w:t>
+      </w:r>
+      <w:r>
+        <w:rPr>
+          <w:b/>
+        </w:rPr>
+        <w:t>122 – Комп’ютерні науки</w:t>
+      </w:r>
+      <w:r>
+        <w:t>, оскільки у ній розроблено моделі, методи, алгоритмічні рішення та інформаційну технологію обробки відеоданих, аналізу динамічних сцен і оцінювання параметрів об’єктів.</w:t>
+      </w:r>
+    </w:p>
+    <w:p>
+      <w:pPr>
+        <w:spacing w:after="0" w:before="0" w:line="240" w:lineRule="auto"/>
+        <w:jc w:val="both"/>
+      </w:pPr>
+      <w:r>
+        <w:t>Порушень принципів академічної доброчесності в дисертації та наукових публікаціях здобувача не виявлено. Особистий внесок автора у співавторські роботи визначено належним чином.</w:t>
+      </w:r>
+    </w:p>
+    <w:p>
+      <w:pPr>
+        <w:spacing w:after="0" w:before="0" w:line="240" w:lineRule="auto"/>
+        <w:jc w:val="left"/>
+      </w:pPr>
+      <w:r>
+        <w:rPr>
+          <w:b/>
+        </w:rPr>
+        <w:t>Зауваження до дисертаційної роботи</w:t>
       </w:r>
     </w:p>
     <w:p>
@@ -257,7 +482,7 @@
         <w:jc w:val="left"/>
       </w:pPr>
       <w:r>
-        <w:t>1. використанням сучасних методів комп’ютерного зору, глибокого навчання та програмної інженерії;</w:t>
+        <w:t>1. Експериментальну перевірку запропонованої технології доцільно було б ширше розгорнути на більш різнорідних прикладних наборах даних, близьких до задач аероспостереження, віддаленого моніторингу та довготривалого трекінгу.</w:t>
       </w:r>
     </w:p>
     <w:p>
@@ -267,16 +492,7 @@
         <w:jc w:val="left"/>
       </w:pPr>
       <w:r>
-        <w:t xml:space="preserve">2. виконанням порівняльного аналізу </w:t>
-      </w:r>
-      <w:r>
-        <w:rPr>
-          <w:b/>
-        </w:rPr>
-        <w:t>35 комбінацій</w:t>
-      </w:r>
-      <w:r>
-        <w:t xml:space="preserve"> методів оптичного потоку та оцінювання глибини;</w:t>
+        <w:t>2. Для сценаріїв, пов’язаних із безпілотними платформами, бажано чіткіше окреслити межі застосовності монокулярної схеми та показати її співвідношення з можливостями інтеграції LiDAR, IMU або стереобачення.</w:t>
       </w:r>
     </w:p>
     <w:p>
@@ -286,16 +502,7 @@
         <w:jc w:val="left"/>
       </w:pPr>
       <w:r>
-        <w:t xml:space="preserve">3. застосуванням системи метрик </w:t>
-      </w:r>
-      <w:r>
-        <w:rPr>
-          <w:b/>
-        </w:rPr>
-        <w:t>EPE, AAE, RMSE, MAE, PSNR, IoU та Dice</w:t>
-      </w:r>
-      <w:r>
-        <w:t>;</w:t>
+        <w:t>3. Відомості про впровадження результатів були б переконливішими за наявності докладніших кількісних показників ефекту використання технології у кожній організації.</w:t>
       </w:r>
     </w:p>
     <w:p>
@@ -305,7 +512,7 @@
         <w:jc w:val="left"/>
       </w:pPr>
       <w:r>
-        <w:t>4. наявністю програмної реалізації інформаційної технології та результатів її тестування;</w:t>
+        <w:t>4. У частині аналізу стійкості системи до шумів, оклюзій і зміни освітлення доцільно було б ширше показати характерні приклади граничних режимів та типових похибок.</w:t>
       </w:r>
     </w:p>
     <w:p>
@@ -315,7 +522,7 @@
         <w:jc w:val="left"/>
       </w:pPr>
       <w:r>
-        <w:t>5. апробацією результатів у наукових публікаціях і доповідях;</w:t>
+        <w:t>5. Для прикладного використання в робототехніці й дистанційному моніторингу корисно було б детальніше подати вимоги до апаратної платформи та часові характеристики функціонування системи.</w:t>
       </w:r>
     </w:p>
     <w:p>
@@ -325,338 +532,6 @@
         <w:jc w:val="left"/>
       </w:pPr>
       <w:r>
-        <w:t>6. практичним впровадженням одержаних результатів.</w:t>
-      </w:r>
-    </w:p>
-    <w:p>
-      <w:pPr>
-        <w:spacing w:after="0" w:before="0" w:line="240" w:lineRule="auto"/>
-        <w:jc w:val="both"/>
-      </w:pPr>
-      <w:r>
-        <w:t>Важливо, що результати впроваджено не лише в освітній процес НТУ «ХПІ» та ТОВ «Технічний університет «Метінвест Політехніка», а й у Радіоастрономічному інституті НАН України для аналізу динамічних процесів за даними дистанційних спостережень. Це свідчить про реальну прикладну цінність запропонованого підходу.</w:t>
-      </w:r>
-    </w:p>
-    <w:p>
-      <w:pPr>
-        <w:spacing w:after="0" w:before="0" w:line="240" w:lineRule="auto"/>
-        <w:jc w:val="both"/>
-      </w:pPr>
-      <w:r>
-        <w:rPr>
-          <w:b/>
-        </w:rPr>
-        <w:t>Основні наукові результати в аспекті прикладної орієнтації</w:t>
-      </w:r>
-    </w:p>
-    <w:p>
-      <w:pPr>
-        <w:spacing w:after="0" w:before="0" w:line="240" w:lineRule="auto"/>
-        <w:jc w:val="both"/>
-      </w:pPr>
-      <w:r>
-        <w:t>До найбільш вагомих результатів роботи належать:</w:t>
-      </w:r>
-    </w:p>
-    <w:p>
-      <w:pPr>
-        <w:spacing w:after="0" w:before="0" w:line="240" w:lineRule="auto"/>
-        <w:ind w:left="0" w:firstLine="0"/>
-        <w:jc w:val="left"/>
-      </w:pPr>
-      <w:r>
-        <w:t>1. розроблення методу дистанційної ідентифікації параметрів динамічних об’єктів на основі поєднання DETR з алгоритмами оптичного потоку;</w:t>
-      </w:r>
-    </w:p>
-    <w:p>
-      <w:pPr>
-        <w:spacing w:after="0" w:before="0" w:line="240" w:lineRule="auto"/>
-        <w:ind w:left="0" w:firstLine="0"/>
-        <w:jc w:val="left"/>
-      </w:pPr>
-      <w:r>
-        <w:t>2. створення структури інформаційної технології, яка інтегрує детектування, оцінювання руху, реконструкцію глибини та ансамблеву корекцію результатів;</w:t>
-      </w:r>
-    </w:p>
-    <w:p>
-      <w:pPr>
-        <w:spacing w:after="0" w:before="0" w:line="240" w:lineRule="auto"/>
-        <w:ind w:left="0" w:firstLine="0"/>
-        <w:jc w:val="left"/>
-      </w:pPr>
-      <w:r>
-        <w:t>3. удосконалення методу оцінювання глибини сцени через адаптивне комбінування моделей MiDaS, DPT\_Large та GeoNet із застосуванням Bagging і Boosting;</w:t>
-      </w:r>
-    </w:p>
-    <w:p>
-      <w:pPr>
-        <w:spacing w:after="0" w:before="0" w:line="240" w:lineRule="auto"/>
-        <w:ind w:left="0" w:firstLine="0"/>
-        <w:jc w:val="left"/>
-      </w:pPr>
-      <w:r>
-        <w:t>4. удосконалення ансамблевої агрегації результатів для підвищення стійкості системи до шумів та зміни умов спостереження;</w:t>
-      </w:r>
-    </w:p>
-    <w:p>
-      <w:pPr>
-        <w:spacing w:after="0" w:before="0" w:line="240" w:lineRule="auto"/>
-        <w:ind w:left="0" w:firstLine="0"/>
-        <w:jc w:val="left"/>
-      </w:pPr>
-      <w:r>
-        <w:t>5. розроблення системи кількісного оцінювання якості, придатної для добору конфігурацій у різних прикладних сценаріях;</w:t>
-      </w:r>
-    </w:p>
-    <w:p>
-      <w:pPr>
-        <w:spacing w:after="0" w:before="0" w:line="240" w:lineRule="auto"/>
-        <w:ind w:left="0" w:firstLine="0"/>
-        <w:jc w:val="left"/>
-      </w:pPr>
-      <w:r>
-        <w:t>6. розвиток підходу до синтезу просторово-часових ознак у задачах аналізу динамічних сцен.</w:t>
-      </w:r>
-    </w:p>
-    <w:p>
-      <w:pPr>
-        <w:spacing w:after="0" w:before="0" w:line="240" w:lineRule="auto"/>
-        <w:jc w:val="both"/>
-      </w:pPr>
-      <w:r>
-        <w:t>Зазначені результати є цінними тим, що вони орієнтовані не на один вузький тестовий приклад, а на побудову базової технологічної схеми, яку можна адаптувати під різні галузі застосування.</w:t>
-      </w:r>
-    </w:p>
-    <w:p>
-      <w:pPr>
-        <w:spacing w:after="0" w:before="0" w:line="240" w:lineRule="auto"/>
-        <w:jc w:val="both"/>
-      </w:pPr>
-      <w:r>
-        <w:rPr>
-          <w:b/>
-        </w:rPr>
-        <w:t>Значущість результатів для науки і практики</w:t>
-      </w:r>
-    </w:p>
-    <w:p>
-      <w:pPr>
-        <w:spacing w:after="0" w:before="0" w:line="240" w:lineRule="auto"/>
-        <w:jc w:val="both"/>
-      </w:pPr>
-      <w:r>
-        <w:t>Наукова значущість роботи полягає в розвитку підходів до побудови інтегрованих систем відеоаналізу динамічних сцен. Практичне значення визначається можливістю застосування одержаних результатів у:</w:t>
-      </w:r>
-    </w:p>
-    <w:p>
-      <w:pPr>
-        <w:spacing w:after="0" w:before="0" w:line="240" w:lineRule="auto"/>
-        <w:ind w:left="0" w:firstLine="0"/>
-        <w:jc w:val="left"/>
-      </w:pPr>
-      <w:r>
-        <w:t>1. системах інтелектуального відеоспостереження;</w:t>
-      </w:r>
-    </w:p>
-    <w:p>
-      <w:pPr>
-        <w:spacing w:after="0" w:before="0" w:line="240" w:lineRule="auto"/>
-        <w:ind w:left="0" w:firstLine="0"/>
-        <w:jc w:val="left"/>
-      </w:pPr>
-      <w:r>
-        <w:t>2. автономному транспорті та робототехніці;</w:t>
-      </w:r>
-    </w:p>
-    <w:p>
-      <w:pPr>
-        <w:spacing w:after="0" w:before="0" w:line="240" w:lineRule="auto"/>
-        <w:ind w:left="0" w:firstLine="0"/>
-        <w:jc w:val="left"/>
-      </w:pPr>
-      <w:r>
-        <w:t>3. задачах аероспостереження й дистанційного моніторингу;</w:t>
-      </w:r>
-    </w:p>
-    <w:p>
-      <w:pPr>
-        <w:spacing w:after="0" w:before="0" w:line="240" w:lineRule="auto"/>
-        <w:ind w:left="0" w:firstLine="0"/>
-        <w:jc w:val="left"/>
-      </w:pPr>
-      <w:r>
-        <w:t>4. промислових системах контролю;</w:t>
-      </w:r>
-    </w:p>
-    <w:p>
-      <w:pPr>
-        <w:spacing w:after="0" w:before="0" w:line="240" w:lineRule="auto"/>
-        <w:ind w:left="0" w:firstLine="0"/>
-        <w:jc w:val="left"/>
-      </w:pPr>
-      <w:r>
-        <w:t>5. спеціалізованих наукових дослідженнях, зокрема в радіоастрономії.</w:t>
-      </w:r>
-    </w:p>
-    <w:p>
-      <w:pPr>
-        <w:spacing w:after="0" w:before="0" w:line="240" w:lineRule="auto"/>
-        <w:jc w:val="both"/>
-      </w:pPr>
-      <w:r>
-        <w:t>Особливо важливо, що дисертація демонструє можливість перенесення підходу між різними предметними областями без втрати загальної архітектурної логіки.</w:t>
-      </w:r>
-    </w:p>
-    <w:p>
-      <w:pPr>
-        <w:spacing w:after="0" w:before="0" w:line="240" w:lineRule="auto"/>
-        <w:jc w:val="both"/>
-      </w:pPr>
-      <w:r>
-        <w:rPr>
-          <w:b/>
-        </w:rPr>
-        <w:t>Повнота викладення результатів дослідження в опублікованих працях</w:t>
-      </w:r>
-    </w:p>
-    <w:p>
-      <w:pPr>
-        <w:spacing w:after="0" w:before="0" w:line="240" w:lineRule="auto"/>
-        <w:jc w:val="both"/>
-      </w:pPr>
-      <w:r>
-        <w:t xml:space="preserve">Результати дисертації опубліковано у </w:t>
-      </w:r>
-      <w:r>
-        <w:rPr>
-          <w:b/>
-        </w:rPr>
-        <w:t>15 наукових працях</w:t>
-      </w:r>
-      <w:r>
-        <w:t>, серед яких фахові статті та матеріали конференцій. Публікації достатньо повно відображають основні положення дисертаційної роботи, а апробація результатів є належною.</w:t>
-      </w:r>
-    </w:p>
-    <w:p>
-      <w:pPr>
-        <w:spacing w:after="0" w:before="0" w:line="240" w:lineRule="auto"/>
-        <w:jc w:val="both"/>
-      </w:pPr>
-      <w:r>
-        <w:rPr>
-          <w:b/>
-        </w:rPr>
-        <w:t>Оцінка змісту та структури дисертації</w:t>
-      </w:r>
-    </w:p>
-    <w:p>
-      <w:pPr>
-        <w:spacing w:after="0" w:before="0" w:line="240" w:lineRule="auto"/>
-        <w:jc w:val="both"/>
-      </w:pPr>
-      <w:r>
-        <w:t>Дисертаційна робота має логічну структуру і складається з анотації, вступу, чотирьох розділів, висновків, списку джерел і додатків. У першому розділі розглянуто стан проблеми та сучасні методи, у другому і третьому розділах подано методичні та модельні основи, у четвертому розділі описано інформаційну технологію, програмну реалізацію та результати тестування.</w:t>
-      </w:r>
-    </w:p>
-    <w:p>
-      <w:pPr>
-        <w:spacing w:after="0" w:before="0" w:line="240" w:lineRule="auto"/>
-        <w:jc w:val="both"/>
-      </w:pPr>
-      <w:r>
-        <w:t>Матеріал викладено послідовно, а структура роботи відповідає поставленій меті.</w:t>
-      </w:r>
-    </w:p>
-    <w:p>
-      <w:pPr>
-        <w:spacing w:after="0" w:before="0" w:line="240" w:lineRule="auto"/>
-        <w:jc w:val="both"/>
-      </w:pPr>
-      <w:r>
-        <w:rPr>
-          <w:b/>
-        </w:rPr>
-        <w:t>Академічна доброчесність</w:t>
-      </w:r>
-    </w:p>
-    <w:p>
-      <w:pPr>
-        <w:spacing w:after="0" w:before="0" w:line="240" w:lineRule="auto"/>
-        <w:jc w:val="both"/>
-      </w:pPr>
-      <w:r>
-        <w:t>Порушень принципів академічної доброчесності в дисертації та публікаціях, де висвітлено її основні результати, не виявлено. Робота виконана самостійно, а внесок автора у співавторські публікації визначено належним чином.</w:t>
-      </w:r>
-    </w:p>
-    <w:p>
-      <w:pPr>
-        <w:spacing w:after="0" w:before="0" w:line="240" w:lineRule="auto"/>
-        <w:jc w:val="both"/>
-      </w:pPr>
-      <w:r>
-        <w:rPr>
-          <w:b/>
-        </w:rPr>
-        <w:t>По дисертаційній роботі можна зробити такі зауваження</w:t>
-      </w:r>
-    </w:p>
-    <w:p>
-      <w:pPr>
-        <w:spacing w:after="0" w:before="0" w:line="240" w:lineRule="auto"/>
-        <w:ind w:left="0" w:firstLine="0"/>
-        <w:jc w:val="left"/>
-      </w:pPr>
-      <w:r>
-        <w:t>1. Експериментальну перевірку запропонованої технології доцільно було б ширше розгорнути на більш різнорідних прикладних наборах даних, близьких до задач аероспостереження, віддаленого моніторингу та довготривалого трекінгу.</w:t>
-      </w:r>
-    </w:p>
-    <w:p>
-      <w:pPr>
-        <w:spacing w:after="0" w:before="0" w:line="240" w:lineRule="auto"/>
-        <w:ind w:left="0" w:firstLine="0"/>
-        <w:jc w:val="left"/>
-      </w:pPr>
-      <w:r>
-        <w:t>2. Для сценаріїв, пов’язаних із безпілотними платформами, бажано чіткіше окреслити межі застосовності монокулярної схеми та показати її співвідношення з можливостями інтеграції LiDAR, IMU або стереобачення.</w:t>
-      </w:r>
-    </w:p>
-    <w:p>
-      <w:pPr>
-        <w:spacing w:after="0" w:before="0" w:line="240" w:lineRule="auto"/>
-        <w:ind w:left="0" w:firstLine="0"/>
-        <w:jc w:val="left"/>
-      </w:pPr>
-      <w:r>
-        <w:t>3. Відомості про впровадження результатів у НТУ «ХПІ», ТОВ «Технічний університет «Метінвест Політехніка» та Радіоастрономічному інституті НАН України були б переконливішими за наявності докладніших кількісних показників ефекту впровадження.</w:t>
-      </w:r>
-    </w:p>
-    <w:p>
-      <w:pPr>
-        <w:spacing w:after="0" w:before="0" w:line="240" w:lineRule="auto"/>
-        <w:ind w:left="0" w:firstLine="0"/>
-        <w:jc w:val="left"/>
-      </w:pPr>
-      <w:r>
-        <w:t>4. У частині аналізу стійкості системи до шумів, оклюзій і зміни освітлення доцільно було б ширше показати характерні приклади граничних режимів та типових похибок.</w:t>
-      </w:r>
-    </w:p>
-    <w:p>
-      <w:pPr>
-        <w:spacing w:after="0" w:before="0" w:line="240" w:lineRule="auto"/>
-        <w:ind w:left="0" w:firstLine="0"/>
-        <w:jc w:val="left"/>
-      </w:pPr>
-      <w:r>
-        <w:t>5. Для прикладного використання в робототехніці й дистанційному моніторингу корисно було б детальніше подати вимоги до апаратної платформи та часові характеристики функціонування системи.</w:t>
-      </w:r>
-    </w:p>
-    <w:p>
-      <w:pPr>
-        <w:spacing w:after="0" w:before="0" w:line="240" w:lineRule="auto"/>
-        <w:ind w:left="0" w:firstLine="0"/>
-        <w:jc w:val="left"/>
-      </w:pPr>
-      <w:r>
         <w:t>6. У тексті дисертації трапляються окремі стилістичні та термінологічні нерівномірності.</w:t>
       </w:r>
     </w:p>
@@ -672,13 +547,13 @@
     <w:p>
       <w:pPr>
         <w:spacing w:after="0" w:before="0" w:line="240" w:lineRule="auto"/>
-        <w:jc w:val="both"/>
-      </w:pPr>
-      <w:r>
-        <w:rPr>
-          <w:b/>
-        </w:rPr>
-        <w:t>Висновок</w:t>
+        <w:jc w:val="left"/>
+      </w:pPr>
+      <w:r>
+        <w:rPr>
+          <w:b/>
+        </w:rPr>
+        <w:t>Загальний висновок</w:t>
       </w:r>
     </w:p>
     <w:p>
@@ -705,7 +580,16 @@
         <w:t>«Моделі, методи та інформаційна технологія дистанційної ідентифікації параметрів динамічних об’єктів»</w:t>
       </w:r>
       <w:r>
-        <w:t xml:space="preserve"> відповідає галузі знань </w:t>
+        <w:t xml:space="preserve"> є завершеною кваліфікаційною науковою працею, у якій отримано нові науково обґрунтовані результати, що розв’язують актуальне науково-прикладне завдання дистанційної ідентифікації параметрів динамічних об’єктів за відеоданими.</w:t>
+      </w:r>
+    </w:p>
+    <w:p>
+      <w:pPr>
+        <w:spacing w:after="0" w:before="0" w:line="240" w:lineRule="auto"/>
+        <w:jc w:val="both"/>
+      </w:pPr>
+      <w:r>
+        <w:t xml:space="preserve">Дисертація відповідає галузі знань </w:t>
       </w:r>
       <w:r>
         <w:rPr>
@@ -714,7 +598,7 @@
         <w:t>12 – Інформаційні технології</w:t>
       </w:r>
       <w:r>
-        <w:t xml:space="preserve"> та спеціальності </w:t>
+        <w:t xml:space="preserve">, спеціальності </w:t>
       </w:r>
       <w:r>
         <w:rPr>
@@ -723,49 +607,31 @@
         <w:t>122 – Комп’ютерні науки</w:t>
       </w:r>
       <w:r>
+        <w:t xml:space="preserve"> та вимогам пунктів 6, 7, 8 і 9 Порядку присудження ступеня доктора філософії, затвердженого постановою Кабінету Міністрів України від 12.01.2022 №44. Її автор, </w:t>
+      </w:r>
+      <w:r>
+        <w:rPr>
+          <w:b/>
+        </w:rPr>
+        <w:t>Кондратов Олексій Михайлович</w:t>
+      </w:r>
+      <w:r>
+        <w:t xml:space="preserve">, заслуговує на присудження ступеня доктора філософії за спеціальністю </w:t>
+      </w:r>
+      <w:r>
+        <w:rPr>
+          <w:b/>
+        </w:rPr>
+        <w:t>122 – Комп’ютерні науки</w:t>
+      </w:r>
+      <w:r>
         <w:t>.</w:t>
       </w:r>
     </w:p>
     <w:p>
       <w:pPr>
         <w:spacing w:after="0" w:before="0" w:line="240" w:lineRule="auto"/>
-        <w:jc w:val="both"/>
-      </w:pPr>
-      <w:r>
-        <w:t>Робота є завершеною кваліфікаційною науковою працею, у якій отримано нові науково обґрунтовані результати, що у сукупності розв’язують важливе науково-прикладне завдання у сфері дистанційної ідентифікації параметрів динамічних об’єктів за відеоданими.</w:t>
-      </w:r>
-    </w:p>
-    <w:p>
-      <w:pPr>
-        <w:spacing w:after="0" w:before="0" w:line="240" w:lineRule="auto"/>
-        <w:jc w:val="both"/>
-      </w:pPr>
-      <w:r>
-        <w:t xml:space="preserve">Подана дисертація відповідає вимогам пунктів 6, 7, 8 і 9 Порядку присудження ступеня доктора філософії, затвердженого постановою Кабінету Міністрів України від 12.01.2022 №44, а її автор, </w:t>
-      </w:r>
-      <w:r>
-        <w:rPr>
-          <w:b/>
-        </w:rPr>
-        <w:t>Кондратов Олексій Михайлович</w:t>
-      </w:r>
-      <w:r>
-        <w:t xml:space="preserve">, заслуговує на присудження ступеня доктора філософії за спеціальністю </w:t>
-      </w:r>
-      <w:r>
-        <w:rPr>
-          <w:b/>
-        </w:rPr>
-        <w:t>122 – Комп’ютерні науки</w:t>
-      </w:r>
-      <w:r>
-        <w:t>.</w:t>
-      </w:r>
-    </w:p>
-    <w:p>
-      <w:pPr>
-        <w:spacing w:after="0" w:before="0" w:line="240" w:lineRule="auto"/>
-        <w:jc w:val="both"/>
+        <w:jc w:val="left"/>
       </w:pPr>
       <w:r>
         <w:rPr>
@@ -804,7 +670,7 @@
     <w:p>
       <w:pPr>
         <w:spacing w:after="0" w:before="0" w:line="240" w:lineRule="auto"/>
-        <w:jc w:val="both"/>
+        <w:jc w:val="left"/>
       </w:pPr>
       <w:r>
         <w:rPr>

--- a/16_Кондратов_Відгук_оф_опонента_Гнатушенко.docx
+++ b/16_Кондратов_Відгук_оф_опонента_Гнатушенко.docx
@@ -412,16 +412,70 @@
         <w:jc w:val="both"/>
       </w:pPr>
       <w:r>
-        <w:t>Дисертація складається з анотації, вступу, чотирьох розділів, висновків, списку використаних джерел і додатків. У вступі обґрунтовано актуальність теми, визначено мету і задачі, наукову новизну та практичне значення роботи.</w:t>
-      </w:r>
-    </w:p>
-    <w:p>
-      <w:pPr>
-        <w:spacing w:after="0" w:before="0" w:line="240" w:lineRule="auto"/>
-        <w:jc w:val="both"/>
-      </w:pPr>
-      <w:r>
-        <w:t>У першому розділі проаналізовано сучасні підходи до дистанційної ідентифікації параметрів динамічних об’єктів. У наступних розділах розглянуто методи оптичного потоку, оцінювання глибини, інтеграції результатів та побудови інформаційної технології. Завершальна частина містить програмну реалізацію і експериментальне порівняння конфігурацій. Така структура відповідає поставленій меті й забезпечує послідовність викладу.</w:t>
+        <w:t>Дисертаційна робота має завершену структуру, складається з анотації, вступу, чотирьох розділів, висновків, списку використаних джерел і додатків. Структура роботи є логічною і відповідає прикладній природі дослідження: від аналізу задач дистанційного спостереження автор переходить до вибору методів, побудови технології, програмної реалізації та оцінювання результатів у різних конфігураціях.</w:t>
+      </w:r>
+    </w:p>
+    <w:p>
+      <w:pPr>
+        <w:spacing w:after="0" w:before="0" w:line="240" w:lineRule="auto"/>
+        <w:jc w:val="both"/>
+      </w:pPr>
+      <w:r>
+        <w:t>У вступі обґрунтовано актуальність теми з урахуванням потреб сучасних систем відеоаналізу, автономної навігації, робототехніки, дистанційного моніторингу та спеціалізованих наукових спостережень. Мета і задачі дослідження сформульовані послідовно, а практичне значення роботи пов’язане з можливістю використання результатів у прикладних системах, де важливими є адаптивність, стійкість і можливість роботи з неповними або зашумленими даними.</w:t>
+      </w:r>
+    </w:p>
+    <w:p>
+      <w:pPr>
+        <w:spacing w:after="0" w:before="0" w:line="240" w:lineRule="auto"/>
+        <w:jc w:val="both"/>
+      </w:pPr>
+      <w:r>
+        <w:t>У першому розділі подано огляд сучасних підходів до аналізу динамічних сцен і дистанційної ідентифікації параметрів об’єктів. З прикладної точки зору цінним є те, що автор розглядає не лише загальні методи комп’ютерного зору, а й умови їх використання в задачах віддаленого спостереження. Розділ дозволяє зрозуміти, чому для реальних систем недостатньо окремого детектора або окремого алгоритму оцінювання руху.</w:t>
+      </w:r>
+    </w:p>
+    <w:p>
+      <w:pPr>
+        <w:spacing w:after="0" w:before="0" w:line="240" w:lineRule="auto"/>
+        <w:jc w:val="both"/>
+      </w:pPr>
+      <w:r>
+        <w:t>У другому розділі розглянуто алгоритмічні основи обробки відеоданих, зокрема методи оптичного потоку, нейромережеве оцінювання глибини та засоби інтеграції просторово-часових ознак. Для прикладних систем важливо, що ці методи аналізуються з урахуванням їх придатності до різних умов спостереження, а не лише з позицій абстрактної точності.</w:t>
+      </w:r>
+    </w:p>
+    <w:p>
+      <w:pPr>
+        <w:spacing w:after="0" w:before="0" w:line="240" w:lineRule="auto"/>
+        <w:jc w:val="both"/>
+      </w:pPr>
+      <w:r>
+        <w:t>У третьому розділі сформовано підходи до побудови моделей і методів ідентифікації параметрів динамічних об’єктів. У цьому розділі найбільше значення має обґрунтування поєднання детектування, оптичного потоку, оцінювання глибини та ансамблевої корекції. Такий підхід є важливим для систем, у яких необхідно отримувати не тільки факт виявлення об’єкта, а й інформацію про його рух, просторове положення та поведінку у часі.</w:t>
+      </w:r>
+    </w:p>
+    <w:p>
+      <w:pPr>
+        <w:spacing w:after="0" w:before="0" w:line="240" w:lineRule="auto"/>
+        <w:jc w:val="both"/>
+      </w:pPr>
+      <w:r>
+        <w:t xml:space="preserve">У четвертому розділі описано інформаційну технологію, програмну реалізацію та результати експериментального порівняння. Саме цей розділ підтверджує прикладну спрямованість дисертації. Порівняння </w:t>
+      </w:r>
+      <w:r>
+        <w:rPr>
+          <w:b/>
+        </w:rPr>
+        <w:t>35 комбінацій</w:t>
+      </w:r>
+      <w:r>
+        <w:t xml:space="preserve"> методів дозволяє оцінити придатність різних конфігурацій для потенційних сценаріїв відеоспостереження, робототехніки, безпілотних платформ і спеціалізованого моніторингу. Було б корисно, щоб у подальших дослідженнях цей блок був розширений на ще різнорідніші набори даних.</w:t>
+      </w:r>
+    </w:p>
+    <w:p>
+      <w:pPr>
+        <w:spacing w:after="0" w:before="0" w:line="240" w:lineRule="auto"/>
+        <w:jc w:val="both"/>
+      </w:pPr>
+      <w:r>
+        <w:t>Висновки до розділів і загальні висновки логічно пов’язані зі змістом роботи. Дисертація справляє враження завершеного дослідження, у якому теоретична, алгоритмічна та прикладна частини узгоджені між собою.</w:t>
       </w:r>
     </w:p>
     <w:p>
